--- a/Sprint20261005-20261016/HERO-69309_20261008_112534.docx
+++ b/Sprint20261005-20261016/HERO-69309_20261008_112534.docx
@@ -15,7 +15,22 @@
           <w:sz w:val="32"/>
           <w:u w:val="none"/>
         </w:rPr>
-        <w:t>HERO-69309 Test Report</w:t>
+        <w:t>HERO-69309 API Portal Message Queue Shell Termination on Preview Guest Check API Requests Bug Fix Test Report</w:t>
+      </w:r>
+    </w:p>
+    <w:p>
+      <w:pPr>
+        <w:spacing w:before="0" w:after="80"/>
+      </w:pPr>
+      <w:r>
+        <w:rPr>
+          <w:rFonts w:ascii="Arial" w:hAnsi="Arial" w:eastAsia="Arial" w:cs="Arial"/>
+          <w:b w:val="0"/>
+          <w:color w:val="000000"/>
+          <w:sz w:val="20"/>
+          <w:u w:val="none"/>
+        </w:rPr>
+        <w:t>*Font: Arial | Language: English | Test Type: Functional Testing*</w:t>
       </w:r>
     </w:p>
     <w:p>
@@ -45,7 +60,7 @@
           <w:sz w:val="24"/>
           <w:u w:val="none"/>
         </w:rPr>
-        <w:t>F1.Message Queue Shell Stability After Repeated Preview Guest Check API Calls</w:t>
+        <w:t>1. Message Queue Shell Stability on Repeated Preview Guest Check API Requests</w:t>
       </w:r>
     </w:p>
     <w:p>
@@ -60,7 +75,7 @@
           <w:sz w:val="22"/>
           <w:u w:val="none"/>
         </w:rPr>
-        <w:t>F1.1.Reproduce The Message Queue Shell Termination After Multiple guest_check_preview_by_check_number Requests</w:t>
+        <w:t>1.1 Verify Message Queue Shell Remains Running After Consecutive guest_check_preview_by_check_number Requests</w:t>
       </w:r>
     </w:p>
     <w:p>
@@ -91,7 +106,7 @@
           <w:sz w:val="20"/>
           <w:u w:val="none"/>
         </w:rPr>
-        <w:t>1. The POS API portal is deployed and accessible on the test environment</w:t>
+        <w:t>1. Infrasys POS environment with API Portal enabled and the Message Queue Shell started.</w:t>
       </w:r>
     </w:p>
     <w:p>
@@ -107,27 +122,7 @@
           <w:sz w:val="20"/>
           <w:u w:val="none"/>
         </w:rPr>
-        <w:t xml:space="preserve">2. At least one closed guest check exists in the target outlet business day so that the </w:t>
-      </w:r>
-      <w:r>
-        <w:rPr>
-          <w:rFonts w:ascii="Consolas" w:hAnsi="Consolas" w:eastAsia="Arial" w:cs="Arial"/>
-          <w:b w:val="0"/>
-          <w:color w:val="000000"/>
-          <w:sz w:val="20"/>
-          <w:u w:val="none"/>
-        </w:rPr>
-        <w:t>guest_check_preview_by_check_number</w:t>
-      </w:r>
-      <w:r>
-        <w:rPr>
-          <w:rFonts w:ascii="Arial" w:hAnsi="Arial" w:eastAsia="Arial" w:cs="Arial"/>
-          <w:b w:val="0"/>
-          <w:color w:val="000000"/>
-          <w:sz w:val="20"/>
-          <w:u w:val="none"/>
-        </w:rPr>
-        <w:t xml:space="preserve"> API can return valid data</w:t>
+        <w:t>2. A valid API credential/token is available for calling the guest check preview API.</w:t>
       </w:r>
     </w:p>
     <w:p>
@@ -143,49 +138,7 @@
           <w:sz w:val="20"/>
           <w:u w:val="none"/>
         </w:rPr>
-        <w:t xml:space="preserve">3. A valid API caller (token / credentials) is available to invoke the API portal endpoint </w:t>
-      </w:r>
-      <w:r>
-        <w:rPr>
-          <w:rFonts w:ascii="Consolas" w:hAnsi="Consolas" w:eastAsia="Arial" w:cs="Arial"/>
-          <w:b w:val="0"/>
-          <w:color w:val="000000"/>
-          <w:sz w:val="20"/>
-          <w:u w:val="none"/>
-        </w:rPr>
-        <w:t>guest_check_preview_by_check_number</w:t>
-      </w:r>
-    </w:p>
-    <w:p>
-      <w:pPr>
-        <w:spacing w:before="0" w:after="40"/>
-        <w:ind w:left="360" w:hanging="240"/>
-      </w:pPr>
-      <w:r>
-        <w:rPr>
-          <w:rFonts w:ascii="Arial" w:hAnsi="Arial" w:eastAsia="Arial" w:cs="Arial"/>
-          <w:b w:val="0"/>
-          <w:color w:val="000000"/>
-          <w:sz w:val="20"/>
-          <w:u w:val="none"/>
-        </w:rPr>
-        <w:t>4. The Message Queue Shell process is started and running on the local server / cloud service before the test begins</w:t>
-      </w:r>
-    </w:p>
-    <w:p>
-      <w:pPr>
-        <w:spacing w:before="0" w:after="40"/>
-        <w:ind w:left="360" w:hanging="240"/>
-      </w:pPr>
-      <w:r>
-        <w:rPr>
-          <w:rFonts w:ascii="Arial" w:hAnsi="Arial" w:eastAsia="Arial" w:cs="Arial"/>
-          <w:b w:val="0"/>
-          <w:color w:val="000000"/>
-          <w:sz w:val="20"/>
-          <w:u w:val="none"/>
-        </w:rPr>
-        <w:t>5. Test environment: Local / HQ test environment with the legacy (pre-fix) build installed for reproduction purposes</w:t>
+        <w:t>3. At least one guest check with a known check number exists in the target shop/outlet.</w:t>
       </w:r>
     </w:p>
     <w:p>
@@ -216,7 +169,7 @@
           <w:sz w:val="20"/>
           <w:u w:val="none"/>
         </w:rPr>
-        <w:t>1. Note the running Message Queue Shell process id and confirm the shell is alive (for example via the local server process list or service monitor)</w:t>
+        <w:t>1. Confirm the Message Queue Shell process is running normally before testing.</w:t>
       </w:r>
     </w:p>
     <w:p>
@@ -232,7 +185,7 @@
           <w:sz w:val="20"/>
           <w:u w:val="none"/>
         </w:rPr>
-        <w:t>2. Capture a valid check number from the target outlet business day (the same check that will be queried through the API)</w:t>
+        <w:t>2. Call the API endpoint guest_check_preview_by_check_number with the valid check number and confirm the first response is returned successfully.</w:t>
       </w:r>
     </w:p>
     <w:p>
@@ -248,27 +201,7 @@
           <w:sz w:val="20"/>
           <w:u w:val="none"/>
         </w:rPr>
-        <w:t xml:space="preserve">3. Invoke the API portal endpoint </w:t>
-      </w:r>
-      <w:r>
-        <w:rPr>
-          <w:rFonts w:ascii="Consolas" w:hAnsi="Consolas" w:eastAsia="Arial" w:cs="Arial"/>
-          <w:b w:val="0"/>
-          <w:color w:val="000000"/>
-          <w:sz w:val="20"/>
-          <w:u w:val="none"/>
-        </w:rPr>
-        <w:t>guest_check_preview_by_check_number</w:t>
-      </w:r>
-      <w:r>
-        <w:rPr>
-          <w:rFonts w:ascii="Arial" w:hAnsi="Arial" w:eastAsia="Arial" w:cs="Arial"/>
-          <w:b w:val="0"/>
-          <w:color w:val="000000"/>
-          <w:sz w:val="20"/>
-          <w:u w:val="none"/>
-        </w:rPr>
-        <w:t xml:space="preserve"> once with the valid check number and confirm a valid preview payload is returned</w:t>
+        <w:t>3. Send the same preview guest check request repeatedly (for example 30 or more consecutive requests) within a short period.</w:t>
       </w:r>
     </w:p>
     <w:p>
@@ -284,27 +217,7 @@
           <w:sz w:val="20"/>
           <w:u w:val="none"/>
         </w:rPr>
-        <w:t xml:space="preserve">4. Repeat the </w:t>
-      </w:r>
-      <w:r>
-        <w:rPr>
-          <w:rFonts w:ascii="Consolas" w:hAnsi="Consolas" w:eastAsia="Arial" w:cs="Arial"/>
-          <w:b w:val="0"/>
-          <w:color w:val="000000"/>
-          <w:sz w:val="20"/>
-          <w:u w:val="none"/>
-        </w:rPr>
-        <w:t>guest_check_preview_by_check_number</w:t>
-      </w:r>
-      <w:r>
-        <w:rPr>
-          <w:rFonts w:ascii="Arial" w:hAnsi="Arial" w:eastAsia="Arial" w:cs="Arial"/>
-          <w:b w:val="0"/>
-          <w:color w:val="000000"/>
-          <w:sz w:val="20"/>
-          <w:u w:val="none"/>
-        </w:rPr>
-        <w:t xml:space="preserve"> API request several times in succession (at least 5–10 consecutive calls) using the same or different valid check numbers</w:t>
+        <w:t>4. Observe the status of the Message Queue Shell process throughout the execution.</w:t>
       </w:r>
     </w:p>
     <w:p>
@@ -320,43 +233,7 @@
           <w:sz w:val="20"/>
           <w:u w:val="none"/>
         </w:rPr>
-        <w:t>5. Monitor the Message Queue Shell process status during and immediately after the repeated API calls</w:t>
-      </w:r>
-    </w:p>
-    <w:p>
-      <w:pPr>
-        <w:spacing w:before="0" w:after="40"/>
-        <w:ind w:left="360" w:hanging="240"/>
-      </w:pPr>
-      <w:r>
-        <w:rPr>
-          <w:rFonts w:ascii="Arial" w:hAnsi="Arial" w:eastAsia="Arial" w:cs="Arial"/>
-          <w:b w:val="0"/>
-          <w:color w:val="000000"/>
-          <w:sz w:val="20"/>
-          <w:u w:val="none"/>
-        </w:rPr>
-        <w:t xml:space="preserve">6. Attempt one more </w:t>
-      </w:r>
-      <w:r>
-        <w:rPr>
-          <w:rFonts w:ascii="Consolas" w:hAnsi="Consolas" w:eastAsia="Arial" w:cs="Arial"/>
-          <w:b w:val="0"/>
-          <w:color w:val="000000"/>
-          <w:sz w:val="20"/>
-          <w:u w:val="none"/>
-        </w:rPr>
-        <w:t>guest_check_preview_by_check_number</w:t>
-      </w:r>
-      <w:r>
-        <w:rPr>
-          <w:rFonts w:ascii="Arial" w:hAnsi="Arial" w:eastAsia="Arial" w:cs="Arial"/>
-          <w:b w:val="0"/>
-          <w:color w:val="000000"/>
-          <w:sz w:val="20"/>
-          <w:u w:val="none"/>
-        </w:rPr>
-        <w:t xml:space="preserve"> API call after the shell has been observed to terminate (if it terminates)</w:t>
+        <w:t>5. Continue sending several additional preview requests after the batch completes.</w:t>
       </w:r>
     </w:p>
     <w:p>
@@ -387,7 +264,7 @@
           <w:sz w:val="20"/>
           <w:u w:val="none"/>
         </w:rPr>
-        <w:t>1. Before the repeated API calls, the Message Queue Shell process is running normally</w:t>
+        <w:t>1. Before the fix, after several preview guest check API requests are executed, the Message Queue Shell terminates randomly.</w:t>
       </w:r>
     </w:p>
     <w:p>
@@ -403,27 +280,7 @@
           <w:sz w:val="20"/>
           <w:u w:val="none"/>
         </w:rPr>
-        <w:t xml:space="preserve">2. During the series of </w:t>
-      </w:r>
-      <w:r>
-        <w:rPr>
-          <w:rFonts w:ascii="Consolas" w:hAnsi="Consolas" w:eastAsia="Arial" w:cs="Arial"/>
-          <w:b w:val="0"/>
-          <w:color w:val="000000"/>
-          <w:sz w:val="20"/>
-          <w:u w:val="none"/>
-        </w:rPr>
-        <w:t>guest_check_preview_by_check_number</w:t>
-      </w:r>
-      <w:r>
-        <w:rPr>
-          <w:rFonts w:ascii="Arial" w:hAnsi="Arial" w:eastAsia="Arial" w:cs="Arial"/>
-          <w:b w:val="0"/>
-          <w:color w:val="000000"/>
-          <w:sz w:val="20"/>
-          <w:u w:val="none"/>
-        </w:rPr>
-        <w:t xml:space="preserve"> calls, the Message Queue Shell terminates randomly — the process is no longer alive in the server process list / service monitor</w:t>
+        <w:t>2. Subsequent API requests fail because the Message Queue Shell is no longer running.</w:t>
       </w:r>
     </w:p>
     <w:p>
@@ -439,27 +296,22 @@
           <w:sz w:val="20"/>
           <w:u w:val="none"/>
         </w:rPr>
-        <w:t xml:space="preserve">3. Subsequent </w:t>
+        <w:t>3. The termination occurs without any user operation on the POS client.</w:t>
       </w:r>
+    </w:p>
+    <w:p>
+      <w:pPr>
+        <w:spacing w:before="0" w:after="80"/>
+      </w:pPr>
       <w:r>
         <w:rPr>
-          <w:rFonts w:ascii="Consolas" w:hAnsi="Consolas" w:eastAsia="Arial" w:cs="Arial"/>
-          <w:b w:val="0"/>
+          <w:rFonts w:ascii="Arial" w:hAnsi="Arial" w:eastAsia="Arial" w:cs="Arial"/>
+          <w:b/>
           <w:color w:val="000000"/>
           <w:sz w:val="20"/>
           <w:u w:val="none"/>
         </w:rPr>
-        <w:t>guest_check_preview_by_check_number</w:t>
-      </w:r>
-      <w:r>
-        <w:rPr>
-          <w:rFonts w:ascii="Arial" w:hAnsi="Arial" w:eastAsia="Arial" w:cs="Arial"/>
-          <w:b w:val="0"/>
-          <w:color w:val="000000"/>
-          <w:sz w:val="20"/>
-          <w:u w:val="none"/>
-        </w:rPr>
-        <w:t xml:space="preserve"> API calls fail or return no preview data because the supporting Message Queue Shell is no longer running</w:t>
+        <w:t>Fix Result(s):</w:t>
       </w:r>
     </w:p>
     <w:p>
@@ -475,7 +327,39 @@
           <w:sz w:val="20"/>
           <w:u w:val="none"/>
         </w:rPr>
-        <w:t>4. The termination is intermittent and occurs after several preview guest check API requests, matching the reported defect symptom</w:t>
+        <w:t>1. After the fix, the Message Queue Shell keeps running throughout all consecutive preview guest check API requests.</w:t>
+      </w:r>
+    </w:p>
+    <w:p>
+      <w:pPr>
+        <w:spacing w:before="0" w:after="40"/>
+        <w:ind w:left="360" w:hanging="240"/>
+      </w:pPr>
+      <w:r>
+        <w:rPr>
+          <w:rFonts w:ascii="Arial" w:hAnsi="Arial" w:eastAsia="Arial" w:cs="Arial"/>
+          <w:b w:val="0"/>
+          <w:color w:val="000000"/>
+          <w:sz w:val="20"/>
+          <w:u w:val="none"/>
+        </w:rPr>
+        <w:t>2. Every guest_check_preview_by_check_number request receives a normal response.</w:t>
+      </w:r>
+    </w:p>
+    <w:p>
+      <w:pPr>
+        <w:spacing w:before="0" w:after="40"/>
+        <w:ind w:left="360" w:hanging="240"/>
+      </w:pPr>
+      <w:r>
+        <w:rPr>
+          <w:rFonts w:ascii="Arial" w:hAnsi="Arial" w:eastAsia="Arial" w:cs="Arial"/>
+          <w:b w:val="0"/>
+          <w:color w:val="000000"/>
+          <w:sz w:val="20"/>
+          <w:u w:val="none"/>
+        </w:rPr>
+        <w:t>3. No unexpected termination or restart of the Message Queue Shell occurs after the batch or during the additional requests.</w:t>
       </w:r>
     </w:p>
     <w:p>
@@ -490,7 +374,7 @@
           <w:sz w:val="22"/>
           <w:u w:val="none"/>
         </w:rPr>
-        <w:t>F1.2.Verify The Fix Prevents Message Queue Shell Termination Under Repeated Preview Guest Check API Calls</w:t>
+        <w:t>1.2 Verify Preview Guest Check Response Content Remains Correct Across Repeated Requests</w:t>
       </w:r>
     </w:p>
     <w:p>
@@ -521,7 +405,7 @@
           <w:sz w:val="20"/>
           <w:u w:val="none"/>
         </w:rPr>
-        <w:t>1. The fixed POS API portal build is deployed and accessible on the test environment</w:t>
+        <w:t>1. Infrasys POS environment with API Portal enabled and the Message Queue Shell running.</w:t>
       </w:r>
     </w:p>
     <w:p>
@@ -537,85 +421,7 @@
           <w:sz w:val="20"/>
           <w:u w:val="none"/>
         </w:rPr>
-        <w:t xml:space="preserve">2. At least one closed guest check exists in the target outlet business day so that the </w:t>
-      </w:r>
-      <w:r>
-        <w:rPr>
-          <w:rFonts w:ascii="Consolas" w:hAnsi="Consolas" w:eastAsia="Arial" w:cs="Arial"/>
-          <w:b w:val="0"/>
-          <w:color w:val="000000"/>
-          <w:sz w:val="20"/>
-          <w:u w:val="none"/>
-        </w:rPr>
-        <w:t>guest_check_preview_by_check_number</w:t>
-      </w:r>
-      <w:r>
-        <w:rPr>
-          <w:rFonts w:ascii="Arial" w:hAnsi="Arial" w:eastAsia="Arial" w:cs="Arial"/>
-          <w:b w:val="0"/>
-          <w:color w:val="000000"/>
-          <w:sz w:val="20"/>
-          <w:u w:val="none"/>
-        </w:rPr>
-        <w:t xml:space="preserve"> API can return valid data</w:t>
-      </w:r>
-    </w:p>
-    <w:p>
-      <w:pPr>
-        <w:spacing w:before="0" w:after="40"/>
-        <w:ind w:left="360" w:hanging="240"/>
-      </w:pPr>
-      <w:r>
-        <w:rPr>
-          <w:rFonts w:ascii="Arial" w:hAnsi="Arial" w:eastAsia="Arial" w:cs="Arial"/>
-          <w:b w:val="0"/>
-          <w:color w:val="000000"/>
-          <w:sz w:val="20"/>
-          <w:u w:val="none"/>
-        </w:rPr>
-        <w:t xml:space="preserve">3. A valid API caller (token / credentials) is available to invoke the API portal endpoint </w:t>
-      </w:r>
-      <w:r>
-        <w:rPr>
-          <w:rFonts w:ascii="Consolas" w:hAnsi="Consolas" w:eastAsia="Arial" w:cs="Arial"/>
-          <w:b w:val="0"/>
-          <w:color w:val="000000"/>
-          <w:sz w:val="20"/>
-          <w:u w:val="none"/>
-        </w:rPr>
-        <w:t>guest_check_preview_by_check_number</w:t>
-      </w:r>
-    </w:p>
-    <w:p>
-      <w:pPr>
-        <w:spacing w:before="0" w:after="40"/>
-        <w:ind w:left="360" w:hanging="240"/>
-      </w:pPr>
-      <w:r>
-        <w:rPr>
-          <w:rFonts w:ascii="Arial" w:hAnsi="Arial" w:eastAsia="Arial" w:cs="Arial"/>
-          <w:b w:val="0"/>
-          <w:color w:val="000000"/>
-          <w:sz w:val="20"/>
-          <w:u w:val="none"/>
-        </w:rPr>
-        <w:t>4. The Message Queue Shell process is started and running before the test begins</w:t>
-      </w:r>
-    </w:p>
-    <w:p>
-      <w:pPr>
-        <w:spacing w:before="0" w:after="40"/>
-        <w:ind w:left="360" w:hanging="240"/>
-      </w:pPr>
-      <w:r>
-        <w:rPr>
-          <w:rFonts w:ascii="Arial" w:hAnsi="Arial" w:eastAsia="Arial" w:cs="Arial"/>
-          <w:b w:val="0"/>
-          <w:color w:val="000000"/>
-          <w:sz w:val="20"/>
-          <w:u w:val="none"/>
-        </w:rPr>
-        <w:t>5. Test environment: Local / HQ test environment with the fixed build installed</w:t>
+        <w:t>2. A settled or open guest check with items, payments and a known check number exists.</w:t>
       </w:r>
     </w:p>
     <w:p>
@@ -646,7 +452,7 @@
           <w:sz w:val="20"/>
           <w:u w:val="none"/>
         </w:rPr>
-        <w:t>1. Note the running Message Queue Shell process id and confirm the shell is alive before the test</w:t>
+        <w:t>1. Call guest_check_preview_by_check_number for the known check number multiple times.</w:t>
       </w:r>
     </w:p>
     <w:p>
@@ -662,27 +468,7 @@
           <w:sz w:val="20"/>
           <w:u w:val="none"/>
         </w:rPr>
-        <w:t xml:space="preserve">2. Invoke the API portal endpoint </w:t>
-      </w:r>
-      <w:r>
-        <w:rPr>
-          <w:rFonts w:ascii="Consolas" w:hAnsi="Consolas" w:eastAsia="Arial" w:cs="Arial"/>
-          <w:b w:val="0"/>
-          <w:color w:val="000000"/>
-          <w:sz w:val="20"/>
-          <w:u w:val="none"/>
-        </w:rPr>
-        <w:t>guest_check_preview_by_check_number</w:t>
-      </w:r>
-      <w:r>
-        <w:rPr>
-          <w:rFonts w:ascii="Arial" w:hAnsi="Arial" w:eastAsia="Arial" w:cs="Arial"/>
-          <w:b w:val="0"/>
-          <w:color w:val="000000"/>
-          <w:sz w:val="20"/>
-          <w:u w:val="none"/>
-        </w:rPr>
-        <w:t xml:space="preserve"> once with a valid check number and confirm a valid preview payload is returned</w:t>
+        <w:t>2. Compare the check number, item details and totals returned in each response with the actual guest check data.</w:t>
       </w:r>
     </w:p>
     <w:p>
@@ -698,27 +484,22 @@
           <w:sz w:val="20"/>
           <w:u w:val="none"/>
         </w:rPr>
-        <w:t xml:space="preserve">3. Repeat the </w:t>
+        <w:t>3. Send a preview request for a different check number and verify its returned content.</w:t>
       </w:r>
+    </w:p>
+    <w:p>
+      <w:pPr>
+        <w:spacing w:before="0" w:after="80"/>
+      </w:pPr>
       <w:r>
         <w:rPr>
-          <w:rFonts w:ascii="Consolas" w:hAnsi="Consolas" w:eastAsia="Arial" w:cs="Arial"/>
-          <w:b w:val="0"/>
+          <w:rFonts w:ascii="Arial" w:hAnsi="Arial" w:eastAsia="Arial" w:cs="Arial"/>
+          <w:b/>
           <w:color w:val="000000"/>
           <w:sz w:val="20"/>
           <w:u w:val="none"/>
         </w:rPr>
-        <w:t>guest_check_preview_by_check_number</w:t>
-      </w:r>
-      <w:r>
-        <w:rPr>
-          <w:rFonts w:ascii="Arial" w:hAnsi="Arial" w:eastAsia="Arial" w:cs="Arial"/>
-          <w:b w:val="0"/>
-          <w:color w:val="000000"/>
-          <w:sz w:val="20"/>
-          <w:u w:val="none"/>
-        </w:rPr>
-        <w:t xml:space="preserve"> API request at least 10 consecutive times using the same or different valid check numbers</w:t>
+        <w:t>Reproduction Result(s):</w:t>
       </w:r>
     </w:p>
     <w:p>
@@ -734,59 +515,7 @@
           <w:sz w:val="20"/>
           <w:u w:val="none"/>
         </w:rPr>
-        <w:t>4. Monitor the Message Queue Shell process status throughout and immediately after the repeated API calls</w:t>
-      </w:r>
-    </w:p>
-    <w:p>
-      <w:pPr>
-        <w:spacing w:before="0" w:after="40"/>
-        <w:ind w:left="360" w:hanging="240"/>
-      </w:pPr>
-      <w:r>
-        <w:rPr>
-          <w:rFonts w:ascii="Arial" w:hAnsi="Arial" w:eastAsia="Arial" w:cs="Arial"/>
-          <w:b w:val="0"/>
-          <w:color w:val="000000"/>
-          <w:sz w:val="20"/>
-          <w:u w:val="none"/>
-        </w:rPr>
-        <w:t xml:space="preserve">5. Invoke one additional </w:t>
-      </w:r>
-      <w:r>
-        <w:rPr>
-          <w:rFonts w:ascii="Consolas" w:hAnsi="Consolas" w:eastAsia="Arial" w:cs="Arial"/>
-          <w:b w:val="0"/>
-          <w:color w:val="000000"/>
-          <w:sz w:val="20"/>
-          <w:u w:val="none"/>
-        </w:rPr>
-        <w:t>guest_check_preview_by_check_number</w:t>
-      </w:r>
-      <w:r>
-        <w:rPr>
-          <w:rFonts w:ascii="Arial" w:hAnsi="Arial" w:eastAsia="Arial" w:cs="Arial"/>
-          <w:b w:val="0"/>
-          <w:color w:val="000000"/>
-          <w:sz w:val="20"/>
-          <w:u w:val="none"/>
-        </w:rPr>
-        <w:t xml:space="preserve"> API call after the repeated sequence and confirm the response is still valid</w:t>
-      </w:r>
-    </w:p>
-    <w:p>
-      <w:pPr>
-        <w:spacing w:before="0" w:after="40"/>
-        <w:ind w:left="360" w:hanging="240"/>
-      </w:pPr>
-      <w:r>
-        <w:rPr>
-          <w:rFonts w:ascii="Arial" w:hAnsi="Arial" w:eastAsia="Arial" w:cs="Arial"/>
-          <w:b w:val="0"/>
-          <w:color w:val="000000"/>
-          <w:sz w:val="20"/>
-          <w:u w:val="none"/>
-        </w:rPr>
-        <w:t>6. (Stress check) Repeat the consecutive calls across multiple business days / outlets / check numbers to cover different data scenarios</w:t>
+        <w:t>1. Before the fix, earlier responses may contain the correct preview data, but once the Message Queue Shell terminates no further response is returned.</w:t>
       </w:r>
     </w:p>
     <w:p>
@@ -817,27 +546,7 @@
           <w:sz w:val="20"/>
           <w:u w:val="none"/>
         </w:rPr>
-        <w:t xml:space="preserve">1. The Message Queue Shell process remains alive throughout the entire sequence of </w:t>
-      </w:r>
-      <w:r>
-        <w:rPr>
-          <w:rFonts w:ascii="Consolas" w:hAnsi="Consolas" w:eastAsia="Arial" w:cs="Arial"/>
-          <w:b w:val="0"/>
-          <w:color w:val="000000"/>
-          <w:sz w:val="20"/>
-          <w:u w:val="none"/>
-        </w:rPr>
-        <w:t>guest_check_preview_by_check_number</w:t>
-      </w:r>
-      <w:r>
-        <w:rPr>
-          <w:rFonts w:ascii="Arial" w:hAnsi="Arial" w:eastAsia="Arial" w:cs="Arial"/>
-          <w:b w:val="0"/>
-          <w:color w:val="000000"/>
-          <w:sz w:val="20"/>
-          <w:u w:val="none"/>
-        </w:rPr>
-        <w:t xml:space="preserve"> API calls and does not terminate</w:t>
+        <w:t>1. After the fix, every response contains the correct guest check preview data matching the requested check number.</w:t>
       </w:r>
     </w:p>
     <w:p>
@@ -853,27 +562,7 @@
           <w:sz w:val="20"/>
           <w:u w:val="none"/>
         </w:rPr>
-        <w:t xml:space="preserve">2. Each </w:t>
-      </w:r>
-      <w:r>
-        <w:rPr>
-          <w:rFonts w:ascii="Consolas" w:hAnsi="Consolas" w:eastAsia="Arial" w:cs="Arial"/>
-          <w:b w:val="0"/>
-          <w:color w:val="000000"/>
-          <w:sz w:val="20"/>
-          <w:u w:val="none"/>
-        </w:rPr>
-        <w:t>guest_check_preview_by_check_number</w:t>
-      </w:r>
-      <w:r>
-        <w:rPr>
-          <w:rFonts w:ascii="Arial" w:hAnsi="Arial" w:eastAsia="Arial" w:cs="Arial"/>
-          <w:b w:val="0"/>
-          <w:color w:val="000000"/>
-          <w:sz w:val="20"/>
-          <w:u w:val="none"/>
-        </w:rPr>
-        <w:t xml:space="preserve"> API call returns the expected guest check preview payload without error</w:t>
+        <w:t>2. Item and payment details in all repeated responses are consistent with the actual guest check.</w:t>
       </w:r>
     </w:p>
     <w:p>
@@ -889,23 +578,22 @@
           <w:sz w:val="20"/>
           <w:u w:val="none"/>
         </w:rPr>
-        <w:t>3. The additional API call after the repeated sequence succeeds, confirming the Message Queue Shell is still functional</w:t>
+        <w:t>3. Responses for different check numbers never return mixed or mismatched check data.</w:t>
       </w:r>
     </w:p>
     <w:p>
       <w:pPr>
-        <w:spacing w:before="0" w:after="40"/>
-        <w:ind w:left="360" w:hanging="240"/>
+        <w:spacing w:before="160" w:after="80"/>
       </w:pPr>
       <w:r>
         <w:rPr>
           <w:rFonts w:ascii="Arial" w:hAnsi="Arial" w:eastAsia="Arial" w:cs="Arial"/>
-          <w:b w:val="0"/>
-          <w:color w:val="000000"/>
-          <w:sz w:val="20"/>
+          <w:b/>
+          <w:color w:val="001EFF"/>
+          <w:sz w:val="24"/>
           <w:u w:val="none"/>
         </w:rPr>
-        <w:t>4. No errors or unexpected terminations are observed in the local server / Message Queue Shell logs after the repeated API calls</w:t>
+        <w:t>2. Mixed API Workload Handling</w:t>
       </w:r>
     </w:p>
     <w:p>
@@ -920,7 +608,7 @@
           <w:sz w:val="22"/>
           <w:u w:val="none"/>
         </w:rPr>
-        <w:t>F1.3.Regression — Verify Preview Guest Check API Output Integrity After The Fix</w:t>
+        <w:t>2.1 Verify Interleaving Preview Guest Check Requests With Other API Requests Does Not Terminate the Shell</w:t>
       </w:r>
     </w:p>
     <w:p>
@@ -951,7 +639,7 @@
           <w:sz w:val="20"/>
           <w:u w:val="none"/>
         </w:rPr>
-        <w:t>1. The fixed POS API portal build is deployed and accessible on the test environment</w:t>
+        <w:t>1. Infrasys POS environment with API Portal enabled and the Message Queue Shell running.</w:t>
       </w:r>
     </w:p>
     <w:p>
@@ -967,49 +655,7 @@
           <w:sz w:val="20"/>
           <w:u w:val="none"/>
         </w:rPr>
-        <w:t>2. Closed guest checks exist in the target outlet business day with known item, payment, service charge, tax and discount data so that the preview payload can be validated</w:t>
-      </w:r>
-    </w:p>
-    <w:p>
-      <w:pPr>
-        <w:spacing w:before="0" w:after="40"/>
-        <w:ind w:left="360" w:hanging="240"/>
-      </w:pPr>
-      <w:r>
-        <w:rPr>
-          <w:rFonts w:ascii="Arial" w:hAnsi="Arial" w:eastAsia="Arial" w:cs="Arial"/>
-          <w:b w:val="0"/>
-          <w:color w:val="000000"/>
-          <w:sz w:val="20"/>
-          <w:u w:val="none"/>
-        </w:rPr>
-        <w:t xml:space="preserve">3. A valid API caller (token / credentials) is available to invoke the API portal endpoint </w:t>
-      </w:r>
-      <w:r>
-        <w:rPr>
-          <w:rFonts w:ascii="Consolas" w:hAnsi="Consolas" w:eastAsia="Arial" w:cs="Arial"/>
-          <w:b w:val="0"/>
-          <w:color w:val="000000"/>
-          <w:sz w:val="20"/>
-          <w:u w:val="none"/>
-        </w:rPr>
-        <w:t>guest_check_preview_by_check_number</w:t>
-      </w:r>
-    </w:p>
-    <w:p>
-      <w:pPr>
-        <w:spacing w:before="0" w:after="40"/>
-        <w:ind w:left="360" w:hanging="240"/>
-      </w:pPr>
-      <w:r>
-        <w:rPr>
-          <w:rFonts w:ascii="Arial" w:hAnsi="Arial" w:eastAsia="Arial" w:cs="Arial"/>
-          <w:b w:val="0"/>
-          <w:color w:val="000000"/>
-          <w:sz w:val="20"/>
-          <w:u w:val="none"/>
-        </w:rPr>
-        <w:t>4. The Message Queue Shell process is running before the test begins</w:t>
+        <w:t>2. Valid credentials and test data are available for more than one POS API endpoint.</w:t>
       </w:r>
     </w:p>
     <w:p>
@@ -1040,7 +686,7 @@
           <w:sz w:val="20"/>
           <w:u w:val="none"/>
         </w:rPr>
-        <w:t>1. Identify a closed guest check with known item, payment, service charge, tax and discount data</w:t>
+        <w:t>1. Send a guest_check_preview_by_check_number request.</w:t>
       </w:r>
     </w:p>
     <w:p>
@@ -1056,27 +702,7 @@
           <w:sz w:val="20"/>
           <w:u w:val="none"/>
         </w:rPr>
-        <w:t xml:space="preserve">2. Invoke the API portal endpoint </w:t>
-      </w:r>
-      <w:r>
-        <w:rPr>
-          <w:rFonts w:ascii="Consolas" w:hAnsi="Consolas" w:eastAsia="Arial" w:cs="Arial"/>
-          <w:b w:val="0"/>
-          <w:color w:val="000000"/>
-          <w:sz w:val="20"/>
-          <w:u w:val="none"/>
-        </w:rPr>
-        <w:t>guest_check_preview_by_check_number</w:t>
-      </w:r>
-      <w:r>
-        <w:rPr>
-          <w:rFonts w:ascii="Arial" w:hAnsi="Arial" w:eastAsia="Arial" w:cs="Arial"/>
-          <w:b w:val="0"/>
-          <w:color w:val="000000"/>
-          <w:sz w:val="20"/>
-          <w:u w:val="none"/>
-        </w:rPr>
-        <w:t xml:space="preserve"> with the target check number</w:t>
+        <w:t>2. Send other supported POS API requests (for example other guest check query APIs) between preview requests.</w:t>
       </w:r>
     </w:p>
     <w:p>
@@ -1092,7 +718,7 @@
           <w:sz w:val="20"/>
           <w:u w:val="none"/>
         </w:rPr>
-        <w:t>3. Inspect the returned preview payload fields (check number, business day, items, payments, service charges, taxes, discounts, totals, etc.)</w:t>
+        <w:t>3. Repeat the interleaved sequence for multiple rounds.</w:t>
       </w:r>
     </w:p>
     <w:p>
@@ -1108,7 +734,22 @@
           <w:sz w:val="20"/>
           <w:u w:val="none"/>
         </w:rPr>
-        <w:t>4. Compare the returned preview payload against the source check data on the local server</w:t>
+        <w:t>4. Check the Message Queue Shell process status after each round.</w:t>
+      </w:r>
+    </w:p>
+    <w:p>
+      <w:pPr>
+        <w:spacing w:before="0" w:after="80"/>
+      </w:pPr>
+      <w:r>
+        <w:rPr>
+          <w:rFonts w:ascii="Arial" w:hAnsi="Arial" w:eastAsia="Arial" w:cs="Arial"/>
+          <w:b/>
+          <w:color w:val="000000"/>
+          <w:sz w:val="20"/>
+          <w:u w:val="none"/>
+        </w:rPr>
+        <w:t>Reproduction Result(s):</w:t>
       </w:r>
     </w:p>
     <w:p>
@@ -1124,23 +765,7 @@
           <w:sz w:val="20"/>
           <w:u w:val="none"/>
         </w:rPr>
-        <w:t>5. Repeat the API call for several different check numbers covering different payment types, discount scenarios and revenue / non-revenue checks</w:t>
-      </w:r>
-    </w:p>
-    <w:p>
-      <w:pPr>
-        <w:spacing w:before="0" w:after="40"/>
-        <w:ind w:left="360" w:hanging="240"/>
-      </w:pPr>
-      <w:r>
-        <w:rPr>
-          <w:rFonts w:ascii="Arial" w:hAnsi="Arial" w:eastAsia="Arial" w:cs="Arial"/>
-          <w:b w:val="0"/>
-          <w:color w:val="000000"/>
-          <w:sz w:val="20"/>
-          <w:u w:val="none"/>
-        </w:rPr>
-        <w:t>6. Verify the Message Queue Shell remains alive after the sequence of preview API calls</w:t>
+        <w:t>1. Before the fix, the Message Queue Shell may terminate randomly after several preview guest check requests even when other API requests are interleaved.</w:t>
       </w:r>
     </w:p>
     <w:p>
@@ -1171,27 +796,7 @@
           <w:sz w:val="20"/>
           <w:u w:val="none"/>
         </w:rPr>
-        <w:t xml:space="preserve">1. The preview payload returned by </w:t>
-      </w:r>
-      <w:r>
-        <w:rPr>
-          <w:rFonts w:ascii="Consolas" w:hAnsi="Consolas" w:eastAsia="Arial" w:cs="Arial"/>
-          <w:b w:val="0"/>
-          <w:color w:val="000000"/>
-          <w:sz w:val="20"/>
-          <w:u w:val="none"/>
-        </w:rPr>
-        <w:t>guest_check_preview_by_check_number</w:t>
-      </w:r>
-      <w:r>
-        <w:rPr>
-          <w:rFonts w:ascii="Arial" w:hAnsi="Arial" w:eastAsia="Arial" w:cs="Arial"/>
-          <w:b w:val="0"/>
-          <w:color w:val="000000"/>
-          <w:sz w:val="20"/>
-          <w:u w:val="none"/>
-        </w:rPr>
-        <w:t xml:space="preserve"> matches the source check data (items, payments, service charges, taxes, discounts and totals are consistent)</w:t>
+        <w:t>1. After the fix, the Message Queue Shell remains running through all interleaved request rounds.</w:t>
       </w:r>
     </w:p>
     <w:p>
@@ -1207,7 +812,7 @@
           <w:sz w:val="20"/>
           <w:u w:val="none"/>
         </w:rPr>
-        <w:t>2. Preview API calls for different check numbers, payment types, discount scenarios and revenue / non-revenue checks all return valid and consistent preview payloads</w:t>
+        <w:t>2. Both the preview guest check API and the other POS API requests return normal responses.</w:t>
       </w:r>
     </w:p>
     <w:p>
@@ -1223,7 +828,52 @@
           <w:sz w:val="20"/>
           <w:u w:val="none"/>
         </w:rPr>
-        <w:t>3. The Message Queue Shell remains alive after the sequence of preview API calls — no regression in shell stability is introduced by the fix</w:t>
+        <w:t>3. No request is blocked or lost due to an unexpected shell termination.</w:t>
+      </w:r>
+    </w:p>
+    <w:p>
+      <w:pPr>
+        <w:spacing w:before="160" w:after="80"/>
+      </w:pPr>
+      <w:r>
+        <w:rPr>
+          <w:rFonts w:ascii="Arial" w:hAnsi="Arial" w:eastAsia="Arial" w:cs="Arial"/>
+          <w:b/>
+          <w:color w:val="001EFF"/>
+          <w:sz w:val="24"/>
+          <w:u w:val="none"/>
+        </w:rPr>
+        <w:t>3. Extended Running Stability</w:t>
+      </w:r>
+    </w:p>
+    <w:p>
+      <w:pPr>
+        <w:spacing w:before="120" w:after="60"/>
+      </w:pPr>
+      <w:r>
+        <w:rPr>
+          <w:rFonts w:ascii="Arial" w:hAnsi="Arial" w:eastAsia="Arial" w:cs="Arial"/>
+          <w:b/>
+          <w:color w:val="001EFF"/>
+          <w:sz w:val="22"/>
+          <w:u w:val="none"/>
+        </w:rPr>
+        <w:t>3.1 Verify Message Queue Shell Stability After a Large Number of Preview Requests Over an Extended Period</w:t>
+      </w:r>
+    </w:p>
+    <w:p>
+      <w:pPr>
+        <w:spacing w:before="0" w:after="80"/>
+      </w:pPr>
+      <w:r>
+        <w:rPr>
+          <w:rFonts w:ascii="Arial" w:hAnsi="Arial" w:eastAsia="Arial" w:cs="Arial"/>
+          <w:b/>
+          <w:color w:val="000000"/>
+          <w:sz w:val="20"/>
+          <w:u w:val="none"/>
+        </w:rPr>
+        <w:t>Prerequisite(s):</w:t>
       </w:r>
     </w:p>
     <w:p>
@@ -1239,22 +889,7 @@
           <w:sz w:val="20"/>
           <w:u w:val="none"/>
         </w:rPr>
-        <w:t>4. No data corruption, missing fields, or unexpected errors are observed in the preview payload compared to the pre-fix behaviour</w:t>
-      </w:r>
-    </w:p>
-    <w:p>
-      <w:pPr>
-        <w:spacing w:before="200" w:after="120"/>
-      </w:pPr>
-      <w:r>
-        <w:rPr>
-          <w:rFonts w:ascii="Arial" w:hAnsi="Arial" w:eastAsia="Arial" w:cs="Arial"/>
-          <w:b/>
-          <w:color w:val="000000"/>
-          <w:sz w:val="26"/>
-          <w:u w:val="single"/>
-        </w:rPr>
-        <w:t>Test Environment Information</w:t>
+        <w:t>1. Infrasys POS environment with API Portal enabled and the Message Queue Shell running.</w:t>
       </w:r>
     </w:p>
     <w:p>
@@ -1270,7 +905,22 @@
           <w:sz w:val="20"/>
           <w:u w:val="none"/>
         </w:rPr>
-        <w:t>• Local test environment</w:t>
+        <w:t>2. Guest checks with valid check numbers are available for repeated preview queries.</w:t>
+      </w:r>
+    </w:p>
+    <w:p>
+      <w:pPr>
+        <w:spacing w:before="0" w:after="80"/>
+      </w:pPr>
+      <w:r>
+        <w:rPr>
+          <w:rFonts w:ascii="Arial" w:hAnsi="Arial" w:eastAsia="Arial" w:cs="Arial"/>
+          <w:b/>
+          <w:color w:val="000000"/>
+          <w:sz w:val="20"/>
+          <w:u w:val="none"/>
+        </w:rPr>
+        <w:t>Step(s):</w:t>
       </w:r>
     </w:p>
     <w:p>
@@ -1286,7 +936,133 @@
           <w:sz w:val="20"/>
           <w:u w:val="none"/>
         </w:rPr>
-        <w:t>• HQ test environment</w:t>
+        <w:t>1. Send guest_check_preview_by_check_number requests continuously for an extended period (a large number of requests with short intervals).</w:t>
+      </w:r>
+    </w:p>
+    <w:p>
+      <w:pPr>
+        <w:spacing w:before="0" w:after="40"/>
+        <w:ind w:left="360" w:hanging="240"/>
+      </w:pPr>
+      <w:r>
+        <w:rPr>
+          <w:rFonts w:ascii="Arial" w:hAnsi="Arial" w:eastAsia="Arial" w:cs="Arial"/>
+          <w:b w:val="0"/>
+          <w:color w:val="000000"/>
+          <w:sz w:val="20"/>
+          <w:u w:val="none"/>
+        </w:rPr>
+        <w:t>2. Monitor the Message Queue Shell process and the API response status periodically.</w:t>
+      </w:r>
+    </w:p>
+    <w:p>
+      <w:pPr>
+        <w:spacing w:before="0" w:after="40"/>
+        <w:ind w:left="360" w:hanging="240"/>
+      </w:pPr>
+      <w:r>
+        <w:rPr>
+          <w:rFonts w:ascii="Arial" w:hAnsi="Arial" w:eastAsia="Arial" w:cs="Arial"/>
+          <w:b w:val="0"/>
+          <w:color w:val="000000"/>
+          <w:sz w:val="20"/>
+          <w:u w:val="none"/>
+        </w:rPr>
+        <w:t>3. After the run, send one more preview request to confirm the shell is still responsive.</w:t>
+      </w:r>
+    </w:p>
+    <w:p>
+      <w:pPr>
+        <w:spacing w:before="0" w:after="80"/>
+      </w:pPr>
+      <w:r>
+        <w:rPr>
+          <w:rFonts w:ascii="Arial" w:hAnsi="Arial" w:eastAsia="Arial" w:cs="Arial"/>
+          <w:b/>
+          <w:color w:val="000000"/>
+          <w:sz w:val="20"/>
+          <w:u w:val="none"/>
+        </w:rPr>
+        <w:t>Reproduction Result(s):</w:t>
+      </w:r>
+    </w:p>
+    <w:p>
+      <w:pPr>
+        <w:spacing w:before="0" w:after="40"/>
+        <w:ind w:left="360" w:hanging="240"/>
+      </w:pPr>
+      <w:r>
+        <w:rPr>
+          <w:rFonts w:ascii="Arial" w:hAnsi="Arial" w:eastAsia="Arial" w:cs="Arial"/>
+          <w:b w:val="0"/>
+          <w:color w:val="000000"/>
+          <w:sz w:val="20"/>
+          <w:u w:val="none"/>
+        </w:rPr>
+        <w:t>1. Before the fix, the Message Queue Shell terminates at a random point after only several preview guest check requests, so the continuous run cannot complete.</w:t>
+      </w:r>
+    </w:p>
+    <w:p>
+      <w:pPr>
+        <w:spacing w:before="0" w:after="80"/>
+      </w:pPr>
+      <w:r>
+        <w:rPr>
+          <w:rFonts w:ascii="Arial" w:hAnsi="Arial" w:eastAsia="Arial" w:cs="Arial"/>
+          <w:b/>
+          <w:color w:val="000000"/>
+          <w:sz w:val="20"/>
+          <w:u w:val="none"/>
+        </w:rPr>
+        <w:t>Fix Result(s):</w:t>
+      </w:r>
+    </w:p>
+    <w:p>
+      <w:pPr>
+        <w:spacing w:before="0" w:after="40"/>
+        <w:ind w:left="360" w:hanging="240"/>
+      </w:pPr>
+      <w:r>
+        <w:rPr>
+          <w:rFonts w:ascii="Arial" w:hAnsi="Arial" w:eastAsia="Arial" w:cs="Arial"/>
+          <w:b w:val="0"/>
+          <w:color w:val="000000"/>
+          <w:sz w:val="20"/>
+          <w:u w:val="none"/>
+        </w:rPr>
+        <w:t>1. After the fix, the Message Queue Shell stays alive for the entire extended run without termination.</w:t>
+      </w:r>
+    </w:p>
+    <w:p>
+      <w:pPr>
+        <w:spacing w:before="0" w:after="40"/>
+        <w:ind w:left="360" w:hanging="240"/>
+      </w:pPr>
+      <w:r>
+        <w:rPr>
+          <w:rFonts w:ascii="Arial" w:hAnsi="Arial" w:eastAsia="Arial" w:cs="Arial"/>
+          <w:b w:val="0"/>
+          <w:color w:val="000000"/>
+          <w:sz w:val="20"/>
+          <w:u w:val="none"/>
+        </w:rPr>
+        <w:t>2. All preview requests during the run and the final verification request receive successful responses.</w:t>
+      </w:r>
+    </w:p>
+    <w:p>
+      <w:pPr>
+        <w:spacing w:before="0" w:after="40"/>
+        <w:ind w:left="360" w:hanging="240"/>
+      </w:pPr>
+      <w:r>
+        <w:rPr>
+          <w:rFonts w:ascii="Arial" w:hAnsi="Arial" w:eastAsia="Arial" w:cs="Arial"/>
+          <w:b w:val="0"/>
+          <w:color w:val="000000"/>
+          <w:sz w:val="20"/>
+          <w:u w:val="none"/>
+        </w:rPr>
+        <w:t>3. No memory, queue or connection error related to the preview API is observed.</w:t>
       </w:r>
     </w:p>
     <w:p>
@@ -1306,17 +1082,17 @@
     </w:p>
     <w:p>
       <w:pPr>
-        <w:spacing w:before="0" w:after="80"/>
+        <w:spacing w:before="160" w:after="80"/>
       </w:pPr>
       <w:r>
         <w:rPr>
           <w:rFonts w:ascii="Arial" w:hAnsi="Arial" w:eastAsia="Arial" w:cs="Arial"/>
           <w:b/>
-          <w:color w:val="000000"/>
-          <w:sz w:val="20"/>
+          <w:color w:val="001EFF"/>
+          <w:sz w:val="24"/>
           <w:u w:val="none"/>
         </w:rPr>
-        <w:t>JIRA Acceptance Criteria (HERO-69309):</w:t>
+        <w:t>Requirement Source</w:t>
       </w:r>
     </w:p>
     <w:p>
@@ -1332,17 +1108,17 @@
           <w:sz w:val="20"/>
           <w:u w:val="none"/>
         </w:rPr>
-        <w:t>• Message Queue Shell terminates randomly after executing several preview guest check API (</w:t>
+        <w:t xml:space="preserve">• </w:t>
       </w:r>
       <w:r>
         <w:rPr>
-          <w:rFonts w:ascii="Consolas" w:hAnsi="Consolas" w:eastAsia="Arial" w:cs="Arial"/>
-          <w:b w:val="0"/>
+          <w:rFonts w:ascii="Arial" w:hAnsi="Arial" w:eastAsia="Arial" w:cs="Arial"/>
+          <w:b/>
           <w:color w:val="000000"/>
           <w:sz w:val="20"/>
           <w:u w:val="none"/>
         </w:rPr>
-        <w:t>guest_check_preview_by_check_number</w:t>
+        <w:t>Issue Key</w:t>
       </w:r>
       <w:r>
         <w:rPr>
@@ -1352,7 +1128,7 @@
           <w:sz w:val="20"/>
           <w:u w:val="none"/>
         </w:rPr>
-        <w:t>) requests.</w:t>
+        <w:t>: HERO-69309</w:t>
       </w:r>
     </w:p>
     <w:p>
@@ -1368,17 +1144,17 @@
           <w:sz w:val="20"/>
           <w:u w:val="none"/>
         </w:rPr>
-        <w:t xml:space="preserve">• After the fix, the Message Queue Shell must remain alive and the </w:t>
+        <w:t xml:space="preserve">• </w:t>
       </w:r>
       <w:r>
         <w:rPr>
-          <w:rFonts w:ascii="Consolas" w:hAnsi="Consolas" w:eastAsia="Arial" w:cs="Arial"/>
-          <w:b w:val="0"/>
+          <w:rFonts w:ascii="Arial" w:hAnsi="Arial" w:eastAsia="Arial" w:cs="Arial"/>
+          <w:b/>
           <w:color w:val="000000"/>
           <w:sz w:val="20"/>
           <w:u w:val="none"/>
         </w:rPr>
-        <w:t>guest_check_preview_by_check_number</w:t>
+        <w:t>Issue Type</w:t>
       </w:r>
       <w:r>
         <w:rPr>
@@ -1388,7 +1164,7 @@
           <w:sz w:val="20"/>
           <w:u w:val="none"/>
         </w:rPr>
-        <w:t xml:space="preserve"> API must continue to return valid preview data after repeated consecutive calls.</w:t>
+        <w:t>: Bug</w:t>
       </w:r>
     </w:p>
     <w:p>
@@ -1404,7 +1180,230 @@
           <w:sz w:val="20"/>
           <w:u w:val="none"/>
         </w:rPr>
-        <w:t>• No regression in the preview guest check API output integrity.</w:t>
+        <w:t xml:space="preserve">• </w:t>
+      </w:r>
+      <w:r>
+        <w:rPr>
+          <w:rFonts w:ascii="Arial" w:hAnsi="Arial" w:eastAsia="Arial" w:cs="Arial"/>
+          <w:b/>
+          <w:color w:val="000000"/>
+          <w:sz w:val="20"/>
+          <w:u w:val="none"/>
+        </w:rPr>
+        <w:t>Summary</w:t>
+      </w:r>
+      <w:r>
+        <w:rPr>
+          <w:rFonts w:ascii="Arial" w:hAnsi="Arial" w:eastAsia="Arial" w:cs="Arial"/>
+          <w:b w:val="0"/>
+          <w:color w:val="000000"/>
+          <w:sz w:val="20"/>
+          <w:u w:val="none"/>
+        </w:rPr>
+        <w:t>: API portal - Message Queue Shell terminates randomly after executing several preview guest check API requests</w:t>
+      </w:r>
+    </w:p>
+    <w:p>
+      <w:pPr>
+        <w:spacing w:before="0" w:after="40"/>
+        <w:ind w:left="360" w:hanging="240"/>
+      </w:pPr>
+      <w:r>
+        <w:rPr>
+          <w:rFonts w:ascii="Arial" w:hAnsi="Arial" w:eastAsia="Arial" w:cs="Arial"/>
+          <w:b w:val="0"/>
+          <w:color w:val="000000"/>
+          <w:sz w:val="20"/>
+          <w:u w:val="none"/>
+        </w:rPr>
+        <w:t xml:space="preserve">• </w:t>
+      </w:r>
+      <w:r>
+        <w:rPr>
+          <w:rFonts w:ascii="Arial" w:hAnsi="Arial" w:eastAsia="Arial" w:cs="Arial"/>
+          <w:b/>
+          <w:color w:val="000000"/>
+          <w:sz w:val="20"/>
+          <w:u w:val="none"/>
+        </w:rPr>
+        <w:t>Component</w:t>
+      </w:r>
+      <w:r>
+        <w:rPr>
+          <w:rFonts w:ascii="Arial" w:hAnsi="Arial" w:eastAsia="Arial" w:cs="Arial"/>
+          <w:b w:val="0"/>
+          <w:color w:val="000000"/>
+          <w:sz w:val="20"/>
+          <w:u w:val="none"/>
+        </w:rPr>
+        <w:t>: POS</w:t>
+      </w:r>
+    </w:p>
+    <w:p>
+      <w:pPr>
+        <w:spacing w:before="0" w:after="40"/>
+        <w:ind w:left="360" w:hanging="240"/>
+      </w:pPr>
+      <w:r>
+        <w:rPr>
+          <w:rFonts w:ascii="Arial" w:hAnsi="Arial" w:eastAsia="Arial" w:cs="Arial"/>
+          <w:b w:val="0"/>
+          <w:color w:val="000000"/>
+          <w:sz w:val="20"/>
+          <w:u w:val="none"/>
+        </w:rPr>
+        <w:t xml:space="preserve">• </w:t>
+      </w:r>
+      <w:r>
+        <w:rPr>
+          <w:rFonts w:ascii="Arial" w:hAnsi="Arial" w:eastAsia="Arial" w:cs="Arial"/>
+          <w:b/>
+          <w:color w:val="000000"/>
+          <w:sz w:val="20"/>
+          <w:u w:val="none"/>
+        </w:rPr>
+        <w:t>Sprint</w:t>
+      </w:r>
+      <w:r>
+        <w:rPr>
+          <w:rFonts w:ascii="Arial" w:hAnsi="Arial" w:eastAsia="Arial" w:cs="Arial"/>
+          <w:b w:val="0"/>
+          <w:color w:val="000000"/>
+          <w:sz w:val="20"/>
+          <w:u w:val="none"/>
+        </w:rPr>
+        <w:t>: POS - 20261005-20261016</w:t>
+      </w:r>
+    </w:p>
+    <w:p>
+      <w:pPr>
+        <w:spacing w:before="0" w:after="40"/>
+        <w:ind w:left="360" w:hanging="240"/>
+      </w:pPr>
+      <w:r>
+        <w:rPr>
+          <w:rFonts w:ascii="Arial" w:hAnsi="Arial" w:eastAsia="Arial" w:cs="Arial"/>
+          <w:b w:val="0"/>
+          <w:color w:val="000000"/>
+          <w:sz w:val="20"/>
+          <w:u w:val="none"/>
+        </w:rPr>
+        <w:t xml:space="preserve">• </w:t>
+      </w:r>
+      <w:r>
+        <w:rPr>
+          <w:rFonts w:ascii="Arial" w:hAnsi="Arial" w:eastAsia="Arial" w:cs="Arial"/>
+          <w:b/>
+          <w:color w:val="000000"/>
+          <w:sz w:val="20"/>
+          <w:u w:val="none"/>
+        </w:rPr>
+        <w:t>Affected API</w:t>
+      </w:r>
+      <w:r>
+        <w:rPr>
+          <w:rFonts w:ascii="Arial" w:hAnsi="Arial" w:eastAsia="Arial" w:cs="Arial"/>
+          <w:b w:val="0"/>
+          <w:color w:val="000000"/>
+          <w:sz w:val="20"/>
+          <w:u w:val="none"/>
+        </w:rPr>
+        <w:t>: guest_check_preview_by_check_number</w:t>
+      </w:r>
+    </w:p>
+    <w:p>
+      <w:pPr>
+        <w:spacing w:before="160" w:after="80"/>
+      </w:pPr>
+      <w:r>
+        <w:rPr>
+          <w:rFonts w:ascii="Arial" w:hAnsi="Arial" w:eastAsia="Arial" w:cs="Arial"/>
+          <w:b/>
+          <w:color w:val="001EFF"/>
+          <w:sz w:val="24"/>
+          <w:u w:val="none"/>
+        </w:rPr>
+        <w:t>Regression Test Scope</w:t>
+      </w:r>
+    </w:p>
+    <w:p>
+      <w:pPr>
+        <w:spacing w:before="0" w:after="40"/>
+        <w:ind w:left="360" w:hanging="240"/>
+      </w:pPr>
+      <w:r>
+        <w:rPr>
+          <w:rFonts w:ascii="Arial" w:hAnsi="Arial" w:eastAsia="Arial" w:cs="Arial"/>
+          <w:b w:val="0"/>
+          <w:color w:val="000000"/>
+          <w:sz w:val="20"/>
+          <w:u w:val="none"/>
+        </w:rPr>
+        <w:t>• API Portal guest check preview API (guest_check_preview_by_check_number) response correctness and stability.</w:t>
+      </w:r>
+    </w:p>
+    <w:p>
+      <w:pPr>
+        <w:spacing w:before="0" w:after="40"/>
+        <w:ind w:left="360" w:hanging="240"/>
+      </w:pPr>
+      <w:r>
+        <w:rPr>
+          <w:rFonts w:ascii="Arial" w:hAnsi="Arial" w:eastAsia="Arial" w:cs="Arial"/>
+          <w:b w:val="0"/>
+          <w:color w:val="000000"/>
+          <w:sz w:val="20"/>
+          <w:u w:val="none"/>
+        </w:rPr>
+        <w:t>• Other guest check query APIs exposed through the API Portal.</w:t>
+      </w:r>
+    </w:p>
+    <w:p>
+      <w:pPr>
+        <w:spacing w:before="0" w:after="40"/>
+        <w:ind w:left="360" w:hanging="240"/>
+      </w:pPr>
+      <w:r>
+        <w:rPr>
+          <w:rFonts w:ascii="Arial" w:hAnsi="Arial" w:eastAsia="Arial" w:cs="Arial"/>
+          <w:b w:val="0"/>
+          <w:color w:val="000000"/>
+          <w:sz w:val="20"/>
+          <w:u w:val="none"/>
+        </w:rPr>
+        <w:t>• Message Queue Shell startup, lifecycle and long-running stability when processing queued API requests.</w:t>
+      </w:r>
+    </w:p>
+    <w:p>
+      <w:pPr>
+        <w:spacing w:before="0" w:after="40"/>
+        <w:ind w:left="360" w:hanging="240"/>
+      </w:pPr>
+      <w:r>
+        <w:rPr>
+          <w:rFonts w:ascii="Arial" w:hAnsi="Arial" w:eastAsia="Arial" w:cs="Arial"/>
+          <w:b w:val="0"/>
+          <w:color w:val="000000"/>
+          <w:sz w:val="20"/>
+          <w:u w:val="none"/>
+        </w:rPr>
+        <w:t>• Mixed and consecutive API request workloads handled by the Message Queue Shell.</w:t>
+      </w:r>
+    </w:p>
+    <w:p>
+      <w:pPr>
+        <w:spacing w:before="0" w:after="40"/>
+        <w:ind w:left="360" w:hanging="240"/>
+      </w:pPr>
+      <w:r>
+        <w:rPr>
+          <w:rFonts w:ascii="Arial" w:hAnsi="Arial" w:eastAsia="Arial" w:cs="Arial"/>
+          <w:b w:val="0"/>
+          <w:color w:val="000000"/>
+          <w:sz w:val="20"/>
+          <w:u w:val="none"/>
+        </w:rPr>
+        <w:t>• API request failure behavior and error responses when the POS client or API Portal is under repeated load.</w:t>
       </w:r>
     </w:p>
     <w:sectPr>

--- a/Sprint20261005-20261016/HERO-69309_20261008_112534.docx
+++ b/Sprint20261005-20261016/HERO-69309_20261008_112534.docx
@@ -1065,347 +1065,6 @@
         <w:t>3. No memory, queue or connection error related to the preview API is observed.</w:t>
       </w:r>
     </w:p>
-    <w:p>
-      <w:pPr>
-        <w:spacing w:before="200" w:after="120"/>
-      </w:pPr>
-      <w:r>
-        <w:rPr>
-          <w:rFonts w:ascii="Arial" w:hAnsi="Arial" w:eastAsia="Arial" w:cs="Arial"/>
-          <w:b/>
-          <w:color w:val="000000"/>
-          <w:sz w:val="26"/>
-          <w:u w:val="single"/>
-        </w:rPr>
-        <w:t>Appendix</w:t>
-      </w:r>
-    </w:p>
-    <w:p>
-      <w:pPr>
-        <w:spacing w:before="160" w:after="80"/>
-      </w:pPr>
-      <w:r>
-        <w:rPr>
-          <w:rFonts w:ascii="Arial" w:hAnsi="Arial" w:eastAsia="Arial" w:cs="Arial"/>
-          <w:b/>
-          <w:color w:val="001EFF"/>
-          <w:sz w:val="24"/>
-          <w:u w:val="none"/>
-        </w:rPr>
-        <w:t>Requirement Source</w:t>
-      </w:r>
-    </w:p>
-    <w:p>
-      <w:pPr>
-        <w:spacing w:before="0" w:after="40"/>
-        <w:ind w:left="360" w:hanging="240"/>
-      </w:pPr>
-      <w:r>
-        <w:rPr>
-          <w:rFonts w:ascii="Arial" w:hAnsi="Arial" w:eastAsia="Arial" w:cs="Arial"/>
-          <w:b w:val="0"/>
-          <w:color w:val="000000"/>
-          <w:sz w:val="20"/>
-          <w:u w:val="none"/>
-        </w:rPr>
-        <w:t xml:space="preserve">• </w:t>
-      </w:r>
-      <w:r>
-        <w:rPr>
-          <w:rFonts w:ascii="Arial" w:hAnsi="Arial" w:eastAsia="Arial" w:cs="Arial"/>
-          <w:b/>
-          <w:color w:val="000000"/>
-          <w:sz w:val="20"/>
-          <w:u w:val="none"/>
-        </w:rPr>
-        <w:t>Issue Key</w:t>
-      </w:r>
-      <w:r>
-        <w:rPr>
-          <w:rFonts w:ascii="Arial" w:hAnsi="Arial" w:eastAsia="Arial" w:cs="Arial"/>
-          <w:b w:val="0"/>
-          <w:color w:val="000000"/>
-          <w:sz w:val="20"/>
-          <w:u w:val="none"/>
-        </w:rPr>
-        <w:t>: HERO-69309</w:t>
-      </w:r>
-    </w:p>
-    <w:p>
-      <w:pPr>
-        <w:spacing w:before="0" w:after="40"/>
-        <w:ind w:left="360" w:hanging="240"/>
-      </w:pPr>
-      <w:r>
-        <w:rPr>
-          <w:rFonts w:ascii="Arial" w:hAnsi="Arial" w:eastAsia="Arial" w:cs="Arial"/>
-          <w:b w:val="0"/>
-          <w:color w:val="000000"/>
-          <w:sz w:val="20"/>
-          <w:u w:val="none"/>
-        </w:rPr>
-        <w:t xml:space="preserve">• </w:t>
-      </w:r>
-      <w:r>
-        <w:rPr>
-          <w:rFonts w:ascii="Arial" w:hAnsi="Arial" w:eastAsia="Arial" w:cs="Arial"/>
-          <w:b/>
-          <w:color w:val="000000"/>
-          <w:sz w:val="20"/>
-          <w:u w:val="none"/>
-        </w:rPr>
-        <w:t>Issue Type</w:t>
-      </w:r>
-      <w:r>
-        <w:rPr>
-          <w:rFonts w:ascii="Arial" w:hAnsi="Arial" w:eastAsia="Arial" w:cs="Arial"/>
-          <w:b w:val="0"/>
-          <w:color w:val="000000"/>
-          <w:sz w:val="20"/>
-          <w:u w:val="none"/>
-        </w:rPr>
-        <w:t>: Bug</w:t>
-      </w:r>
-    </w:p>
-    <w:p>
-      <w:pPr>
-        <w:spacing w:before="0" w:after="40"/>
-        <w:ind w:left="360" w:hanging="240"/>
-      </w:pPr>
-      <w:r>
-        <w:rPr>
-          <w:rFonts w:ascii="Arial" w:hAnsi="Arial" w:eastAsia="Arial" w:cs="Arial"/>
-          <w:b w:val="0"/>
-          <w:color w:val="000000"/>
-          <w:sz w:val="20"/>
-          <w:u w:val="none"/>
-        </w:rPr>
-        <w:t xml:space="preserve">• </w:t>
-      </w:r>
-      <w:r>
-        <w:rPr>
-          <w:rFonts w:ascii="Arial" w:hAnsi="Arial" w:eastAsia="Arial" w:cs="Arial"/>
-          <w:b/>
-          <w:color w:val="000000"/>
-          <w:sz w:val="20"/>
-          <w:u w:val="none"/>
-        </w:rPr>
-        <w:t>Summary</w:t>
-      </w:r>
-      <w:r>
-        <w:rPr>
-          <w:rFonts w:ascii="Arial" w:hAnsi="Arial" w:eastAsia="Arial" w:cs="Arial"/>
-          <w:b w:val="0"/>
-          <w:color w:val="000000"/>
-          <w:sz w:val="20"/>
-          <w:u w:val="none"/>
-        </w:rPr>
-        <w:t>: API portal - Message Queue Shell terminates randomly after executing several preview guest check API requests</w:t>
-      </w:r>
-    </w:p>
-    <w:p>
-      <w:pPr>
-        <w:spacing w:before="0" w:after="40"/>
-        <w:ind w:left="360" w:hanging="240"/>
-      </w:pPr>
-      <w:r>
-        <w:rPr>
-          <w:rFonts w:ascii="Arial" w:hAnsi="Arial" w:eastAsia="Arial" w:cs="Arial"/>
-          <w:b w:val="0"/>
-          <w:color w:val="000000"/>
-          <w:sz w:val="20"/>
-          <w:u w:val="none"/>
-        </w:rPr>
-        <w:t xml:space="preserve">• </w:t>
-      </w:r>
-      <w:r>
-        <w:rPr>
-          <w:rFonts w:ascii="Arial" w:hAnsi="Arial" w:eastAsia="Arial" w:cs="Arial"/>
-          <w:b/>
-          <w:color w:val="000000"/>
-          <w:sz w:val="20"/>
-          <w:u w:val="none"/>
-        </w:rPr>
-        <w:t>Component</w:t>
-      </w:r>
-      <w:r>
-        <w:rPr>
-          <w:rFonts w:ascii="Arial" w:hAnsi="Arial" w:eastAsia="Arial" w:cs="Arial"/>
-          <w:b w:val="0"/>
-          <w:color w:val="000000"/>
-          <w:sz w:val="20"/>
-          <w:u w:val="none"/>
-        </w:rPr>
-        <w:t>: POS</w:t>
-      </w:r>
-    </w:p>
-    <w:p>
-      <w:pPr>
-        <w:spacing w:before="0" w:after="40"/>
-        <w:ind w:left="360" w:hanging="240"/>
-      </w:pPr>
-      <w:r>
-        <w:rPr>
-          <w:rFonts w:ascii="Arial" w:hAnsi="Arial" w:eastAsia="Arial" w:cs="Arial"/>
-          <w:b w:val="0"/>
-          <w:color w:val="000000"/>
-          <w:sz w:val="20"/>
-          <w:u w:val="none"/>
-        </w:rPr>
-        <w:t xml:space="preserve">• </w:t>
-      </w:r>
-      <w:r>
-        <w:rPr>
-          <w:rFonts w:ascii="Arial" w:hAnsi="Arial" w:eastAsia="Arial" w:cs="Arial"/>
-          <w:b/>
-          <w:color w:val="000000"/>
-          <w:sz w:val="20"/>
-          <w:u w:val="none"/>
-        </w:rPr>
-        <w:t>Sprint</w:t>
-      </w:r>
-      <w:r>
-        <w:rPr>
-          <w:rFonts w:ascii="Arial" w:hAnsi="Arial" w:eastAsia="Arial" w:cs="Arial"/>
-          <w:b w:val="0"/>
-          <w:color w:val="000000"/>
-          <w:sz w:val="20"/>
-          <w:u w:val="none"/>
-        </w:rPr>
-        <w:t>: POS - 20261005-20261016</w:t>
-      </w:r>
-    </w:p>
-    <w:p>
-      <w:pPr>
-        <w:spacing w:before="0" w:after="40"/>
-        <w:ind w:left="360" w:hanging="240"/>
-      </w:pPr>
-      <w:r>
-        <w:rPr>
-          <w:rFonts w:ascii="Arial" w:hAnsi="Arial" w:eastAsia="Arial" w:cs="Arial"/>
-          <w:b w:val="0"/>
-          <w:color w:val="000000"/>
-          <w:sz w:val="20"/>
-          <w:u w:val="none"/>
-        </w:rPr>
-        <w:t xml:space="preserve">• </w:t>
-      </w:r>
-      <w:r>
-        <w:rPr>
-          <w:rFonts w:ascii="Arial" w:hAnsi="Arial" w:eastAsia="Arial" w:cs="Arial"/>
-          <w:b/>
-          <w:color w:val="000000"/>
-          <w:sz w:val="20"/>
-          <w:u w:val="none"/>
-        </w:rPr>
-        <w:t>Affected API</w:t>
-      </w:r>
-      <w:r>
-        <w:rPr>
-          <w:rFonts w:ascii="Arial" w:hAnsi="Arial" w:eastAsia="Arial" w:cs="Arial"/>
-          <w:b w:val="0"/>
-          <w:color w:val="000000"/>
-          <w:sz w:val="20"/>
-          <w:u w:val="none"/>
-        </w:rPr>
-        <w:t>: guest_check_preview_by_check_number</w:t>
-      </w:r>
-    </w:p>
-    <w:p>
-      <w:pPr>
-        <w:spacing w:before="160" w:after="80"/>
-      </w:pPr>
-      <w:r>
-        <w:rPr>
-          <w:rFonts w:ascii="Arial" w:hAnsi="Arial" w:eastAsia="Arial" w:cs="Arial"/>
-          <w:b/>
-          <w:color w:val="001EFF"/>
-          <w:sz w:val="24"/>
-          <w:u w:val="none"/>
-        </w:rPr>
-        <w:t>Regression Test Scope</w:t>
-      </w:r>
-    </w:p>
-    <w:p>
-      <w:pPr>
-        <w:spacing w:before="0" w:after="40"/>
-        <w:ind w:left="360" w:hanging="240"/>
-      </w:pPr>
-      <w:r>
-        <w:rPr>
-          <w:rFonts w:ascii="Arial" w:hAnsi="Arial" w:eastAsia="Arial" w:cs="Arial"/>
-          <w:b w:val="0"/>
-          <w:color w:val="000000"/>
-          <w:sz w:val="20"/>
-          <w:u w:val="none"/>
-        </w:rPr>
-        <w:t>• API Portal guest check preview API (guest_check_preview_by_check_number) response correctness and stability.</w:t>
-      </w:r>
-    </w:p>
-    <w:p>
-      <w:pPr>
-        <w:spacing w:before="0" w:after="40"/>
-        <w:ind w:left="360" w:hanging="240"/>
-      </w:pPr>
-      <w:r>
-        <w:rPr>
-          <w:rFonts w:ascii="Arial" w:hAnsi="Arial" w:eastAsia="Arial" w:cs="Arial"/>
-          <w:b w:val="0"/>
-          <w:color w:val="000000"/>
-          <w:sz w:val="20"/>
-          <w:u w:val="none"/>
-        </w:rPr>
-        <w:t>• Other guest check query APIs exposed through the API Portal.</w:t>
-      </w:r>
-    </w:p>
-    <w:p>
-      <w:pPr>
-        <w:spacing w:before="0" w:after="40"/>
-        <w:ind w:left="360" w:hanging="240"/>
-      </w:pPr>
-      <w:r>
-        <w:rPr>
-          <w:rFonts w:ascii="Arial" w:hAnsi="Arial" w:eastAsia="Arial" w:cs="Arial"/>
-          <w:b w:val="0"/>
-          <w:color w:val="000000"/>
-          <w:sz w:val="20"/>
-          <w:u w:val="none"/>
-        </w:rPr>
-        <w:t>• Message Queue Shell startup, lifecycle and long-running stability when processing queued API requests.</w:t>
-      </w:r>
-    </w:p>
-    <w:p>
-      <w:pPr>
-        <w:spacing w:before="0" w:after="40"/>
-        <w:ind w:left="360" w:hanging="240"/>
-      </w:pPr>
-      <w:r>
-        <w:rPr>
-          <w:rFonts w:ascii="Arial" w:hAnsi="Arial" w:eastAsia="Arial" w:cs="Arial"/>
-          <w:b w:val="0"/>
-          <w:color w:val="000000"/>
-          <w:sz w:val="20"/>
-          <w:u w:val="none"/>
-        </w:rPr>
-        <w:t>• Mixed and consecutive API request workloads handled by the Message Queue Shell.</w:t>
-      </w:r>
-    </w:p>
-    <w:p>
-      <w:pPr>
-        <w:spacing w:before="0" w:after="40"/>
-        <w:ind w:left="360" w:hanging="240"/>
-      </w:pPr>
-      <w:r>
-        <w:rPr>
-          <w:rFonts w:ascii="Arial" w:hAnsi="Arial" w:eastAsia="Arial" w:cs="Arial"/>
-          <w:b w:val="0"/>
-          <w:color w:val="000000"/>
-          <w:sz w:val="20"/>
-          <w:u w:val="none"/>
-        </w:rPr>
-        <w:t>• API request failure behavior and error responses when the POS client or API Portal is under repeated load.</w:t>
-      </w:r>
-    </w:p>
     <w:sectPr>
       <w:pgSz w:w="12240" w:h="15840"/>
       <w:pgMar w:top="1440" w:right="1800" w:bottom="1440" w:left="1800" w:header="720" w:footer="720" w:gutter="0"/>
